--- a/文档/仿真交互动画技术规格书—（AI新增版）.docx
+++ b/文档/仿真交互动画技术规格书—（AI新增版）.docx
@@ -355,8 +355,7 @@
           <w:sz w:val="32"/>
           <w:szCs w:val="32"/>
         </w:rPr>
-        <w:lastRenderedPageBreak/>
-        <w:t>- 适配终端：手机（竖屏优先）、平板</w:t>
+        <w:t>- 适配终端：手机（横屏优先）、平板</w:t>
       </w:r>
     </w:p>
     <w:p>
